--- a/Boost/boost-kart.docx
+++ b/Boost/boost-kart.docx
@@ -1,6 +1,6 @@
 
 <file path=word/document.xml><?xml version="1.0" encoding="utf-8"?>
-<w:document xmlns:wpc="http://schemas.microsoft.com/office/word/2010/wordprocessingCanvas" xmlns:cx="http://schemas.microsoft.com/office/drawing/2014/chartex" xmlns:cx1="http://schemas.microsoft.com/office/drawing/2015/9/8/chartex" xmlns:cx2="http://schemas.microsoft.com/office/drawing/2015/10/21/chartex" xmlns:cx3="http://schemas.microsoft.com/office/drawing/2016/5/9/chartex" xmlns:cx4="http://schemas.microsoft.com/office/drawing/2016/5/10/chartex" xmlns:cx5="http://schemas.microsoft.com/office/drawing/2016/5/11/chartex" xmlns:cx6="http://schemas.microsoft.com/office/drawing/2016/5/12/chartex" xmlns:cx7="http://schemas.microsoft.com/office/drawing/2016/5/13/chartex" xmlns:cx8="http://schemas.microsoft.com/office/drawing/2016/5/14/chartex" xmlns:mc="http://schemas.openxmlformats.org/markup-compatibility/2006" xmlns:aink="http://schemas.microsoft.com/office/drawing/2016/ink" xmlns:am3d="http://schemas.microsoft.com/office/drawing/2017/model3d" xmlns:o="urn:schemas-microsoft-com:office:office" xmlns:oel="http://schemas.microsoft.com/office/2019/extlst" xmlns:r="http://schemas.openxmlformats.org/officeDocument/2006/relationships" xmlns:m="http://schemas.openxmlformats.org/officeDocument/2006/math" xmlns:v="urn:schemas-microsoft-com:vml" xmlns:wp14="http://schemas.microsoft.com/office/word/2010/wordprocessingDrawing" xmlns:wp="http://schemas.openxmlformats.org/drawingml/2006/wordprocessingDrawing" xmlns:w10="urn:schemas-microsoft-com:office:word" xmlns:w="http://schemas.openxmlformats.org/wordprocessingml/2006/main" xmlns:w14="http://schemas.microsoft.com/office/word/2010/wordml" xmlns:w15="http://schemas.microsoft.com/office/word/2012/wordml" xmlns:w16cex="http://schemas.microsoft.com/office/word/2018/wordml/cex" xmlns:w16cid="http://schemas.microsoft.com/office/word/2016/wordml/cid" xmlns:w16="http://schemas.microsoft.com/office/word/2018/wordml" xmlns:w16du="http://schemas.microsoft.com/office/word/2023/wordml/word16du" xmlns:w16sdtdh="http://schemas.microsoft.com/office/word/2020/wordml/sdtdatahash" xmlns:w16sdtfl="http://schemas.microsoft.com/office/word/2024/wordml/sdtformatlock" xmlns:w16se="http://schemas.microsoft.com/office/word/2015/wordml/symex" xmlns:wpg="http://schemas.microsoft.com/office/word/2010/wordprocessingGroup" xmlns:wpi="http://schemas.microsoft.com/office/word/2010/wordprocessingInk" xmlns:wne="http://schemas.microsoft.com/office/word/2006/wordml" xmlns:wps="http://schemas.microsoft.com/office/word/2010/wordprocessingShape" mc:Ignorable="w14 w15 w16se w16cid w16 w16cex w16sdtdh w16sdtfl w16du wp14">
+<w:document xmlns:wpc="http://schemas.microsoft.com/office/word/2010/wordprocessingCanvas" xmlns:cx="http://schemas.microsoft.com/office/drawing/2014/chartex" xmlns:cx1="http://schemas.microsoft.com/office/drawing/2015/9/8/chartex" xmlns:cx2="http://schemas.microsoft.com/office/drawing/2015/10/21/chartex" xmlns:cx3="http://schemas.microsoft.com/office/drawing/2016/5/9/chartex" xmlns:cx4="http://schemas.microsoft.com/office/drawing/2016/5/10/chartex" xmlns:cx5="http://schemas.microsoft.com/office/drawing/2016/5/11/chartex" xmlns:cx6="http://schemas.microsoft.com/office/drawing/2016/5/12/chartex" xmlns:cx7="http://schemas.microsoft.com/office/drawing/2016/5/13/chartex" xmlns:cx8="http://schemas.microsoft.com/office/drawing/2016/5/14/chartex" xmlns:mc="http://schemas.openxmlformats.org/markup-compatibility/2006" xmlns:m="http://schemas.openxmlformats.org/officeDocument/2006/math" xmlns:aink="http://schemas.microsoft.com/office/drawing/2016/ink" xmlns:am3d="http://schemas.microsoft.com/office/drawing/2017/model3d" xmlns:oel="http://schemas.microsoft.com/office/2019/extlst" xmlns:r="http://schemas.openxmlformats.org/officeDocument/2006/relationships" xmlns:wp14="http://schemas.microsoft.com/office/word/2010/wordprocessingDrawing" xmlns:wp="http://schemas.openxmlformats.org/drawingml/2006/wordprocessingDrawing" xmlns:wpg="http://schemas.microsoft.com/office/word/2010/wordprocessingGroup" xmlns:wpi="http://schemas.microsoft.com/office/word/2010/wordprocessingInk" xmlns:wps="http://schemas.microsoft.com/office/word/2010/wordprocessingShape" xmlns:o="urn:schemas-microsoft-com:office:office" xmlns:v="urn:schemas-microsoft-com:vml" xmlns:w10="urn:schemas-microsoft-com:office:word" xmlns:w="http://schemas.openxmlformats.org/wordprocessingml/2006/main" xmlns:w14="http://schemas.microsoft.com/office/word/2010/wordml" xmlns:w15="http://schemas.microsoft.com/office/word/2012/wordml" xmlns:w16cex="http://schemas.microsoft.com/office/word/2018/wordml/cex" xmlns:w16cid="http://schemas.microsoft.com/office/word/2016/wordml/cid" xmlns:w16="http://schemas.microsoft.com/office/word/2018/wordml" xmlns:w16sdtdh="http://schemas.microsoft.com/office/word/2020/wordml/sdtdatahash" xmlns:w16sdtfl="http://schemas.microsoft.com/office/word/2024/wordml/sdtformatlock" xmlns:w16se="http://schemas.microsoft.com/office/word/2015/wordml/symex" xmlns:w16du="http://schemas.microsoft.com/office/word/2023/wordml/word16du" xmlns:wne="http://schemas.microsoft.com/office/word/2006/wordml" mc:Ignorable="w14 w15 w16se w16cid w16 w16cex w16sdtdh w16sdtfl w16du wp14">
   <w:body>
     <w:p>
       <w:pPr>
@@ -774,18 +774,51 @@
     </w:p>
     <w:p>
       <w:pPr>
-        <w:pStyle w:val="ListParagraph"/>
+        <w:spacing w:before="240" w:after="120" w:line="276" w:lineRule="auto"/>
         <w:rPr>
           <w:i/>
           <w:iCs/>
-          <w:sz w:val="40"/>
-          <w:szCs w:val="40"/>
-        </w:rPr>
-      </w:pPr>
+          <w:color w:val="000000" w:themeColor="text1"/>
+          <w:sz w:val="40"/>
+          <w:szCs w:val="40"/>
+        </w:rPr>
+      </w:pPr>
+      <w:r>
+        <w:rPr>
+          <w:i/>
+          <w:iCs/>
+          <w:color w:val="000000" w:themeColor="text1"/>
+          <w:sz w:val="40"/>
+          <w:szCs w:val="40"/>
+        </w:rPr>
+        <w:t xml:space="preserve">If the wheels </w:t>
+      </w:r>
+      <w:proofErr w:type="gramStart"/>
+      <w:r>
+        <w:rPr>
+          <w:i/>
+          <w:iCs/>
+          <w:color w:val="000000" w:themeColor="text1"/>
+          <w:sz w:val="40"/>
+          <w:szCs w:val="40"/>
+        </w:rPr>
+        <w:t>skid</w:t>
+      </w:r>
+      <w:proofErr w:type="gramEnd"/>
+      <w:r>
+        <w:rPr>
+          <w:i/>
+          <w:iCs/>
+          <w:color w:val="000000" w:themeColor="text1"/>
+          <w:sz w:val="40"/>
+          <w:szCs w:val="40"/>
+        </w:rPr>
+        <w:t xml:space="preserve"> then wrap elastic bands around them for better grip.</w:t>
+      </w:r>
     </w:p>
     <w:p>
       <w:pPr>
-        <w:spacing w:line="276" w:lineRule="auto"/>
+        <w:spacing w:after="240" w:line="276" w:lineRule="auto"/>
         <w:rPr>
           <w:i/>
           <w:iCs/>
@@ -800,7 +833,8 @@
           <w:sz w:val="40"/>
           <w:szCs w:val="40"/>
         </w:rPr>
-        <w:t xml:space="preserve">Now write code to control the car from Scratch. Use the </w:t>
+        <w:lastRenderedPageBreak/>
+        <w:t xml:space="preserve">Now write code to control the car from Scratch. </w:t>
       </w:r>
       <w:r>
         <w:rPr>
@@ -809,7 +843,7 @@
           <w:sz w:val="40"/>
           <w:szCs w:val="40"/>
         </w:rPr>
-        <w:t>arrow keys to drive it</w:t>
+        <w:br/>
       </w:r>
       <w:r>
         <w:rPr>
@@ -818,7 +852,103 @@
           <w:sz w:val="40"/>
           <w:szCs w:val="40"/>
         </w:rPr>
+        <w:t xml:space="preserve">Use the </w:t>
+      </w:r>
+      <w:r>
+        <w:rPr>
+          <w:i/>
+          <w:iCs/>
+          <w:sz w:val="40"/>
+          <w:szCs w:val="40"/>
+        </w:rPr>
+        <w:t>arrow keys to drive it</w:t>
+      </w:r>
+      <w:r>
+        <w:rPr>
+          <w:i/>
+          <w:iCs/>
+          <w:sz w:val="40"/>
+          <w:szCs w:val="40"/>
+        </w:rPr>
         <w:t>.</w:t>
+      </w:r>
+    </w:p>
+    <w:p>
+      <w:pPr>
+        <w:pStyle w:val="ListParagraph"/>
+        <w:numPr>
+          <w:ilvl w:val="0"/>
+          <w:numId w:val="6"/>
+        </w:numPr>
+        <w:spacing w:line="276" w:lineRule="auto"/>
+        <w:ind w:left="426" w:right="-619" w:hanging="426"/>
+        <w:rPr>
+          <w:sz w:val="40"/>
+          <w:szCs w:val="40"/>
+        </w:rPr>
+      </w:pPr>
+      <w:r>
+        <w:rPr>
+          <w:sz w:val="40"/>
+          <w:szCs w:val="40"/>
+        </w:rPr>
+        <w:t xml:space="preserve">Create a variable called </w:t>
+      </w:r>
+      <w:r>
+        <w:rPr>
+          <w:b/>
+          <w:bCs/>
+          <w:color w:val="FF9300"/>
+          <w:sz w:val="40"/>
+          <w:szCs w:val="40"/>
+        </w:rPr>
+        <w:t>speed</w:t>
+      </w:r>
+      <w:r>
+        <w:rPr>
+          <w:sz w:val="40"/>
+          <w:szCs w:val="40"/>
+        </w:rPr>
+        <w:t xml:space="preserve"> to control the speed. Make it visible </w:t>
+      </w:r>
+      <w:r>
+        <w:rPr>
+          <w:sz w:val="40"/>
+          <w:szCs w:val="40"/>
+        </w:rPr>
+        <w:t xml:space="preserve">(check the box) </w:t>
+      </w:r>
+      <w:r>
+        <w:rPr>
+          <w:sz w:val="40"/>
+          <w:szCs w:val="40"/>
+        </w:rPr>
+        <w:t>and change it to a slider.</w:t>
+      </w:r>
+    </w:p>
+    <w:p>
+      <w:pPr>
+        <w:spacing w:before="240" w:after="240" w:line="276" w:lineRule="auto"/>
+        <w:rPr>
+          <w:sz w:val="40"/>
+          <w:szCs w:val="40"/>
+        </w:rPr>
+      </w:pPr>
+      <w:r>
+        <w:rPr>
+          <w:i/>
+          <w:iCs/>
+          <w:sz w:val="40"/>
+          <w:szCs w:val="40"/>
+        </w:rPr>
+        <w:t>The drive motors are A and B (embossed on the Boost).</w:t>
+      </w:r>
+      <w:r>
+        <w:rPr>
+          <w:sz w:val="40"/>
+          <w:szCs w:val="40"/>
+        </w:rPr>
+        <w:t xml:space="preserve"> </w:t>
       </w:r>
     </w:p>
     <w:p>
@@ -841,28 +971,27 @@
           <w:sz w:val="40"/>
           <w:szCs w:val="40"/>
         </w:rPr>
-        <w:lastRenderedPageBreak/>
         <w:drawing>
-          <wp:anchor distT="0" distB="0" distL="114300" distR="114300" simplePos="0" relativeHeight="251788288" behindDoc="1" locked="0" layoutInCell="1" allowOverlap="1" wp14:anchorId="508BFBFF" wp14:editId="59508B54">
+          <wp:anchor distT="0" distB="0" distL="114300" distR="114300" simplePos="0" relativeHeight="251798528" behindDoc="1" locked="0" layoutInCell="1" allowOverlap="1" wp14:anchorId="328718F7" wp14:editId="06F5AF86">
             <wp:simplePos x="0" y="0"/>
             <wp:positionH relativeFrom="column">
-              <wp:posOffset>3848100</wp:posOffset>
+              <wp:posOffset>3459578</wp:posOffset>
             </wp:positionH>
             <wp:positionV relativeFrom="paragraph">
-              <wp:posOffset>0</wp:posOffset>
+              <wp:posOffset>62230</wp:posOffset>
             </wp:positionV>
-            <wp:extent cx="2657475" cy="3303905"/>
+            <wp:extent cx="3162300" cy="2692400"/>
             <wp:effectExtent l="0" t="0" r="0" b="0"/>
             <wp:wrapTight wrapText="bothSides">
               <wp:wrapPolygon edited="0">
                 <wp:start x="0" y="0"/>
-                <wp:lineTo x="0" y="21505"/>
-                <wp:lineTo x="21471" y="21505"/>
-                <wp:lineTo x="21471" y="0"/>
+                <wp:lineTo x="0" y="21498"/>
+                <wp:lineTo x="21513" y="21498"/>
+                <wp:lineTo x="21513" y="0"/>
                 <wp:lineTo x="0" y="0"/>
               </wp:wrapPolygon>
             </wp:wrapTight>
-            <wp:docPr id="1599430158" name="Picture 7" descr="A screenshot of a computer&#10;&#10;AI-generated content may be incorrect."/>
+            <wp:docPr id="230358801" name="Picture 4"/>
             <wp:cNvGraphicFramePr>
               <a:graphicFrameLocks xmlns:a="http://schemas.openxmlformats.org/drawingml/2006/main" noChangeAspect="1"/>
             </wp:cNvGraphicFramePr>
@@ -870,14 +999,14 @@
               <a:graphicData uri="http://schemas.openxmlformats.org/drawingml/2006/picture">
                 <pic:pic xmlns:pic="http://schemas.openxmlformats.org/drawingml/2006/picture">
                   <pic:nvPicPr>
-                    <pic:cNvPr id="1599430158" name="Picture 7" descr="A screenshot of a computer&#10;&#10;AI-generated content may be incorrect."/>
+                    <pic:cNvPr id="230358801" name="Picture 230358801"/>
                     <pic:cNvPicPr/>
                   </pic:nvPicPr>
                   <pic:blipFill>
                     <a:blip r:embed="rId11">
                       <a:extLst>
                         <a:ext uri="{28A0092B-C50C-407E-A947-70E740481C1C}">
-                          <a14:useLocalDpi xmlns:a14="http://schemas.microsoft.com/office/drawing/2010/main"/>
+                          <a14:useLocalDpi xmlns:a14="http://schemas.microsoft.com/office/drawing/2010/main" val="0"/>
                         </a:ext>
                       </a:extLst>
                     </a:blip>
@@ -888,7 +1017,7 @@
                   <pic:spPr>
                     <a:xfrm>
                       <a:off x="0" y="0"/>
-                      <a:ext cx="2657475" cy="3303905"/>
+                      <a:ext cx="3162300" cy="2692400"/>
                     </a:xfrm>
                     <a:prstGeom prst="rect">
                       <a:avLst/>
@@ -922,77 +1051,20 @@
       </w:r>
       <w:r>
         <w:rPr>
+          <w:sz w:val="40"/>
+          <w:szCs w:val="40"/>
+        </w:rPr>
+        <w:t xml:space="preserve">moves the kart forward when you press the up arrow. </w:t>
+      </w:r>
+      <w:r>
+        <w:rPr>
           <w:b/>
           <w:bCs/>
           <w:color w:val="00B050"/>
           <w:sz w:val="40"/>
           <w:szCs w:val="40"/>
         </w:rPr>
-        <w:t>sets the motor speed</w:t>
-      </w:r>
-      <w:r>
-        <w:rPr>
-          <w:sz w:val="40"/>
-          <w:szCs w:val="40"/>
-        </w:rPr>
-        <w:t xml:space="preserve"> then </w:t>
-      </w:r>
-      <w:r>
-        <w:rPr>
-          <w:sz w:val="40"/>
-          <w:szCs w:val="40"/>
-        </w:rPr>
-        <w:t xml:space="preserve">in a </w:t>
-      </w:r>
-      <w:r>
-        <w:rPr>
-          <w:b/>
-          <w:bCs/>
-          <w:color w:val="C45911" w:themeColor="accent2" w:themeShade="BF"/>
-          <w:sz w:val="40"/>
-          <w:szCs w:val="40"/>
-        </w:rPr>
-        <w:t>forever</w:t>
-      </w:r>
-      <w:r>
-        <w:rPr>
-          <w:color w:val="C45911" w:themeColor="accent2" w:themeShade="BF"/>
-          <w:sz w:val="40"/>
-          <w:szCs w:val="40"/>
-        </w:rPr>
-        <w:t xml:space="preserve"> </w:t>
-      </w:r>
-      <w:r>
-        <w:rPr>
-          <w:sz w:val="40"/>
-          <w:szCs w:val="40"/>
-        </w:rPr>
-        <w:t xml:space="preserve">loop </w:t>
-      </w:r>
-      <w:r>
-        <w:rPr>
-          <w:sz w:val="40"/>
-          <w:szCs w:val="40"/>
-        </w:rPr>
-        <w:t xml:space="preserve">detects </w:t>
-      </w:r>
-      <w:r>
-        <w:rPr>
-          <w:b/>
-          <w:bCs/>
-          <w:color w:val="C45911" w:themeColor="accent2" w:themeShade="BF"/>
-          <w:sz w:val="40"/>
-          <w:szCs w:val="40"/>
-        </w:rPr>
-        <w:t>if</w:t>
-      </w:r>
-      <w:r>
-        <w:rPr>
-          <w:color w:val="C45911" w:themeColor="accent2" w:themeShade="BF"/>
-          <w:sz w:val="40"/>
-          <w:szCs w:val="40"/>
-        </w:rPr>
-        <w:t xml:space="preserve"> </w:t>
+        <w:t>S</w:t>
       </w:r>
       <w:r>
         <w:rPr>
@@ -1002,41 +1074,7 @@
           <w:sz w:val="40"/>
           <w:szCs w:val="40"/>
         </w:rPr>
-        <w:t>no</w:t>
-      </w:r>
-      <w:r>
-        <w:rPr>
-          <w:color w:val="00B050"/>
-          <w:sz w:val="40"/>
-          <w:szCs w:val="40"/>
-        </w:rPr>
-        <w:t xml:space="preserve"> </w:t>
-      </w:r>
-      <w:r>
-        <w:rPr>
-          <w:b/>
-          <w:bCs/>
-          <w:color w:val="0070C0"/>
-          <w:sz w:val="40"/>
-          <w:szCs w:val="40"/>
-        </w:rPr>
-        <w:t>key is pressed</w:t>
-      </w:r>
-      <w:r>
-        <w:rPr>
-          <w:color w:val="0070C0"/>
-          <w:sz w:val="40"/>
-          <w:szCs w:val="40"/>
-        </w:rPr>
-        <w:t xml:space="preserve"> </w:t>
-      </w:r>
-      <w:r>
-        <w:rPr>
-          <w:color w:val="000000" w:themeColor="text1"/>
-          <w:sz w:val="40"/>
-          <w:szCs w:val="40"/>
-        </w:rPr>
-        <w:t xml:space="preserve">and </w:t>
+        <w:t xml:space="preserve">et motor </w:t>
       </w:r>
       <w:r>
         <w:rPr>
@@ -1046,7 +1084,25 @@
           <w:sz w:val="40"/>
           <w:szCs w:val="40"/>
         </w:rPr>
-        <w:t xml:space="preserve">turns </w:t>
+        <w:t xml:space="preserve">direction </w:t>
+      </w:r>
+      <w:r>
+        <w:rPr>
+          <w:color w:val="000000" w:themeColor="text1"/>
+          <w:sz w:val="40"/>
+          <w:szCs w:val="40"/>
+        </w:rPr>
+        <w:t>and</w:t>
+      </w:r>
+      <w:r>
+        <w:rPr>
+          <w:b/>
+          <w:bCs/>
+          <w:color w:val="000000" w:themeColor="text1"/>
+          <w:sz w:val="40"/>
+          <w:szCs w:val="40"/>
+        </w:rPr>
+        <w:t xml:space="preserve"> </w:t>
       </w:r>
       <w:r>
         <w:rPr>
@@ -1056,7 +1112,14 @@
           <w:sz w:val="40"/>
           <w:szCs w:val="40"/>
         </w:rPr>
-        <w:t>both</w:t>
+        <w:t>speed</w:t>
+      </w:r>
+      <w:r>
+        <w:rPr>
+          <w:sz w:val="40"/>
+          <w:szCs w:val="40"/>
+        </w:rPr>
+        <w:t xml:space="preserve"> then </w:t>
       </w:r>
       <w:r>
         <w:rPr>
@@ -1066,59 +1129,7 @@
           <w:sz w:val="40"/>
           <w:szCs w:val="40"/>
         </w:rPr>
-        <w:t xml:space="preserve"> motors off</w:t>
-      </w:r>
-      <w:r>
-        <w:rPr>
-          <w:sz w:val="40"/>
-          <w:szCs w:val="40"/>
-        </w:rPr>
-        <w:t>.</w:t>
-      </w:r>
-      <w:r>
-        <w:rPr>
-          <w:sz w:val="40"/>
-          <w:szCs w:val="40"/>
-        </w:rPr>
-        <w:br/>
-      </w:r>
-      <w:r>
-        <w:rPr>
-          <w:sz w:val="40"/>
-          <w:szCs w:val="40"/>
-        </w:rPr>
-        <w:t>The</w:t>
-      </w:r>
-      <w:r>
-        <w:rPr>
-          <w:sz w:val="40"/>
-          <w:szCs w:val="40"/>
-        </w:rPr>
-        <w:t xml:space="preserve"> code </w:t>
-      </w:r>
-      <w:r>
-        <w:rPr>
-          <w:sz w:val="40"/>
-          <w:szCs w:val="40"/>
-        </w:rPr>
-        <w:t xml:space="preserve">responds to the </w:t>
-      </w:r>
-      <w:r>
-        <w:rPr>
-          <w:b/>
-          <w:bCs/>
-          <w:color w:val="0070C0"/>
-          <w:sz w:val="40"/>
-          <w:szCs w:val="40"/>
-        </w:rPr>
-        <w:t>up arrow</w:t>
-      </w:r>
-      <w:r>
-        <w:rPr>
-          <w:sz w:val="40"/>
-          <w:szCs w:val="40"/>
-        </w:rPr>
-        <w:t xml:space="preserve"> by </w:t>
+        <w:t xml:space="preserve">turn motors </w:t>
       </w:r>
       <w:r>
         <w:rPr>
@@ -1128,44 +1139,37 @@
           <w:sz w:val="40"/>
           <w:szCs w:val="40"/>
         </w:rPr>
-        <w:t>setting the motor direction</w:t>
-      </w:r>
-      <w:r>
-        <w:rPr>
-          <w:sz w:val="40"/>
-          <w:szCs w:val="40"/>
-        </w:rPr>
-        <w:t xml:space="preserve"> to </w:t>
-      </w:r>
-      <w:r>
-        <w:rPr>
-          <w:sz w:val="40"/>
-          <w:szCs w:val="40"/>
-        </w:rPr>
-        <w:t xml:space="preserve">forwards, </w:t>
-      </w:r>
-      <w:r>
-        <w:rPr>
-          <w:sz w:val="40"/>
-          <w:szCs w:val="40"/>
-        </w:rPr>
-        <w:t>“</w:t>
-      </w:r>
-      <w:r>
-        <w:rPr>
-          <w:i/>
-          <w:iCs/>
-          <w:sz w:val="40"/>
-          <w:szCs w:val="40"/>
-        </w:rPr>
-        <w:t>this way</w:t>
-      </w:r>
-      <w:r>
-        <w:rPr>
-          <w:sz w:val="40"/>
-          <w:szCs w:val="40"/>
-        </w:rPr>
-        <w:t xml:space="preserve">”, before </w:t>
+        <w:t>A and B on</w:t>
+      </w:r>
+      <w:r>
+        <w:rPr>
+          <w:sz w:val="40"/>
+          <w:szCs w:val="40"/>
+        </w:rPr>
+        <w:t>.</w:t>
+      </w:r>
+      <w:r>
+        <w:rPr>
+          <w:sz w:val="40"/>
+          <w:szCs w:val="40"/>
+        </w:rPr>
+        <w:t xml:space="preserve"> When you release the </w:t>
+      </w:r>
+      <w:proofErr w:type="gramStart"/>
+      <w:r>
+        <w:rPr>
+          <w:sz w:val="40"/>
+          <w:szCs w:val="40"/>
+        </w:rPr>
+        <w:t>key</w:t>
+      </w:r>
+      <w:proofErr w:type="gramEnd"/>
+      <w:r>
+        <w:rPr>
+          <w:sz w:val="40"/>
+          <w:szCs w:val="40"/>
+        </w:rPr>
+        <w:t xml:space="preserve"> it </w:t>
       </w:r>
       <w:r>
         <w:rPr>
@@ -1175,7 +1179,7 @@
           <w:sz w:val="40"/>
           <w:szCs w:val="40"/>
         </w:rPr>
-        <w:t>turning both motors on</w:t>
+        <w:t>turns them off</w:t>
       </w:r>
       <w:r>
         <w:rPr>
@@ -1183,134 +1187,6 @@
           <w:szCs w:val="40"/>
         </w:rPr>
         <w:t>.</w:t>
-      </w:r>
-    </w:p>
-    <w:p>
-      <w:pPr>
-        <w:spacing w:before="120" w:after="120" w:line="276" w:lineRule="auto"/>
-        <w:rPr>
-          <w:i/>
-          <w:iCs/>
-          <w:sz w:val="40"/>
-          <w:szCs w:val="40"/>
-        </w:rPr>
-      </w:pPr>
-      <w:r>
-        <w:rPr>
-          <w:i/>
-          <w:iCs/>
-          <w:noProof/>
-          <w:sz w:val="40"/>
-          <w:szCs w:val="40"/>
-        </w:rPr>
-        <mc:AlternateContent>
-          <mc:Choice Requires="wps">
-            <w:drawing>
-              <wp:anchor distT="0" distB="0" distL="114300" distR="114300" simplePos="0" relativeHeight="251789312" behindDoc="0" locked="0" layoutInCell="1" allowOverlap="1" wp14:anchorId="668679FF" wp14:editId="5CD272E8">
-                <wp:simplePos x="0" y="0"/>
-                <wp:positionH relativeFrom="column">
-                  <wp:posOffset>3510915</wp:posOffset>
-                </wp:positionH>
-                <wp:positionV relativeFrom="paragraph">
-                  <wp:posOffset>107315</wp:posOffset>
-                </wp:positionV>
-                <wp:extent cx="1092200" cy="1085850"/>
-                <wp:effectExtent l="0" t="0" r="0" b="0"/>
-                <wp:wrapNone/>
-                <wp:docPr id="2083366273" name="Circular Arrow 6"/>
-                <wp:cNvGraphicFramePr/>
-                <a:graphic xmlns:a="http://schemas.openxmlformats.org/drawingml/2006/main">
-                  <a:graphicData uri="http://schemas.microsoft.com/office/word/2010/wordprocessingShape">
-                    <wps:wsp>
-                      <wps:cNvSpPr/>
-                      <wps:spPr>
-                        <a:xfrm rot="16200000">
-                          <a:off x="0" y="0"/>
-                          <a:ext cx="1092200" cy="1085850"/>
-                        </a:xfrm>
-                        <a:prstGeom prst="circularArrow">
-                          <a:avLst>
-                            <a:gd name="adj1" fmla="val 12500"/>
-                            <a:gd name="adj2" fmla="val 1142319"/>
-                            <a:gd name="adj3" fmla="val 20457681"/>
-                            <a:gd name="adj4" fmla="val 10871366"/>
-                            <a:gd name="adj5" fmla="val 12500"/>
-                          </a:avLst>
-                        </a:prstGeom>
-                        <a:ln>
-                          <a:noFill/>
-                        </a:ln>
-                      </wps:spPr>
-                      <wps:style>
-                        <a:lnRef idx="2">
-                          <a:schemeClr val="accent1">
-                            <a:shade val="15000"/>
-                          </a:schemeClr>
-                        </a:lnRef>
-                        <a:fillRef idx="1">
-                          <a:schemeClr val="accent1"/>
-                        </a:fillRef>
-                        <a:effectRef idx="0">
-                          <a:schemeClr val="accent1"/>
-                        </a:effectRef>
-                        <a:fontRef idx="minor">
-                          <a:schemeClr val="lt1"/>
-                        </a:fontRef>
-                      </wps:style>
-                      <wps:bodyPr rot="0" spcFirstLastPara="0" vertOverflow="overflow" horzOverflow="overflow" vert="horz" wrap="square" lIns="91440" tIns="45720" rIns="91440" bIns="45720" numCol="1" spcCol="0" rtlCol="0" fromWordArt="0" anchor="ctr" anchorCtr="0" forceAA="0" compatLnSpc="1">
-                        <a:prstTxWarp prst="textNoShape">
-                          <a:avLst/>
-                        </a:prstTxWarp>
-                        <a:noAutofit/>
-                      </wps:bodyPr>
-                    </wps:wsp>
-                  </a:graphicData>
-                </a:graphic>
-                <wp14:sizeRelH relativeFrom="margin">
-                  <wp14:pctWidth>0</wp14:pctWidth>
-                </wp14:sizeRelH>
-                <wp14:sizeRelV relativeFrom="margin">
-                  <wp14:pctHeight>0</wp14:pctHeight>
-                </wp14:sizeRelV>
-              </wp:anchor>
-            </w:drawing>
-          </mc:Choice>
-          <mc:Fallback>
-            <w:pict>
-              <v:shape w14:anchorId="166A4863" id="Circular Arrow 6" o:spid="_x0000_s1026" style="position:absolute;margin-left:276.45pt;margin-top:8.45pt;width:86pt;height:85.5pt;rotation:-90;z-index:251789312;visibility:visible;mso-wrap-style:square;mso-width-percent:0;mso-height-percent:0;mso-wrap-distance-left:9pt;mso-wrap-distance-top:0;mso-wrap-distance-right:9pt;mso-wrap-distance-bottom:0;mso-position-horizontal:absolute;mso-position-horizontal-relative:text;mso-position-vertical:absolute;mso-position-vertical-relative:text;mso-width-percent:0;mso-height-percent:0;mso-width-relative:margin;mso-height-relative:margin;v-text-anchor:middle" coordsize="1092200,1085850" o:gfxdata="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" path="m67970,532998c72907,298360,249590,102465,483836,71910,717475,41434,938641,184561,1004987,409172r64443,l956469,542925,797967,409172r62906,c797480,262737,639788,179723,481820,209627,323017,239689,207060,375674,203672,535816l67970,532998xe" fillcolor="#5b9bd5 [3204]" stroked="f" strokeweight="1pt">
-                <v:stroke joinstyle="miter"/>
-                <v:path arrowok="t" o:connecttype="custom" o:connectlocs="67970,532998;483836,71910;1004987,409172;1069430,409172;956469,542925;797967,409172;860873,409172;481820,209627;203672,535816;67970,532998" o:connectangles="0,0,0,0,0,0,0,0,0,0"/>
-              </v:shape>
-            </w:pict>
-          </mc:Fallback>
-        </mc:AlternateContent>
-      </w:r>
-      <w:r>
-        <w:rPr>
-          <w:i/>
-          <w:iCs/>
-          <w:sz w:val="40"/>
-          <w:szCs w:val="40"/>
-        </w:rPr>
-        <w:t>Add steering</w:t>
-      </w:r>
-      <w:r>
-        <w:rPr>
-          <w:i/>
-          <w:iCs/>
-          <w:sz w:val="40"/>
-          <w:szCs w:val="40"/>
-        </w:rPr>
-        <w:t>.</w:t>
-      </w:r>
-      <w:r>
-        <w:rPr>
-          <w:i/>
-          <w:iCs/>
-          <w:sz w:val="40"/>
-          <w:szCs w:val="40"/>
-        </w:rPr>
-        <w:t xml:space="preserve"> </w:t>
       </w:r>
     </w:p>
     <w:p>
@@ -1329,33 +1205,61 @@
       </w:pPr>
       <w:r>
         <w:rPr>
-          <w:i/>
-          <w:iCs/>
+          <w:sz w:val="40"/>
+          <w:szCs w:val="40"/>
+        </w:rPr>
+        <w:t xml:space="preserve">Duplicate this code and change it to drive backward, or “that way”, when you press the </w:t>
+      </w:r>
+      <w:r>
+        <w:rPr>
+          <w:b/>
+          <w:bCs/>
+          <w:sz w:val="40"/>
+          <w:szCs w:val="40"/>
+        </w:rPr>
+        <w:t>down arrow</w:t>
+      </w:r>
+      <w:r>
+        <w:rPr>
+          <w:sz w:val="40"/>
+          <w:szCs w:val="40"/>
+        </w:rPr>
+        <w:t>.</w:t>
+      </w:r>
+    </w:p>
+    <w:p>
+      <w:pPr>
+        <w:pStyle w:val="ListParagraph"/>
+        <w:numPr>
+          <w:ilvl w:val="0"/>
+          <w:numId w:val="6"/>
+        </w:numPr>
+        <w:spacing w:line="276" w:lineRule="auto"/>
+        <w:ind w:left="426" w:right="-1045" w:hanging="426"/>
+        <w:rPr>
+          <w:sz w:val="40"/>
+          <w:szCs w:val="40"/>
+        </w:rPr>
+      </w:pPr>
+      <w:r>
+        <w:rPr>
           <w:noProof/>
           <w:sz w:val="40"/>
           <w:szCs w:val="40"/>
         </w:rPr>
         <w:drawing>
-          <wp:anchor distT="0" distB="0" distL="114300" distR="114300" simplePos="0" relativeHeight="251790336" behindDoc="1" locked="0" layoutInCell="1" allowOverlap="1" wp14:anchorId="6374FB4A" wp14:editId="05D1B670">
+          <wp:anchor distT="0" distB="0" distL="114300" distR="114300" simplePos="0" relativeHeight="251799552" behindDoc="0" locked="0" layoutInCell="1" allowOverlap="1" wp14:anchorId="24798238" wp14:editId="7028B7D4">
             <wp:simplePos x="0" y="0"/>
             <wp:positionH relativeFrom="column">
-              <wp:posOffset>3880485</wp:posOffset>
+              <wp:posOffset>1532792</wp:posOffset>
             </wp:positionH>
             <wp:positionV relativeFrom="paragraph">
-              <wp:posOffset>124460</wp:posOffset>
+              <wp:posOffset>750179</wp:posOffset>
             </wp:positionV>
-            <wp:extent cx="2628900" cy="2555875"/>
+            <wp:extent cx="3060700" cy="1155700"/>
             <wp:effectExtent l="0" t="0" r="0" b="0"/>
-            <wp:wrapTight wrapText="bothSides">
-              <wp:wrapPolygon edited="0">
-                <wp:start x="0" y="0"/>
-                <wp:lineTo x="0" y="21466"/>
-                <wp:lineTo x="21496" y="21466"/>
-                <wp:lineTo x="21496" y="0"/>
-                <wp:lineTo x="0" y="0"/>
-              </wp:wrapPolygon>
-            </wp:wrapTight>
-            <wp:docPr id="636058949" name="Picture 8" descr="A screenshot of a computer screen&#10;&#10;AI-generated content may be incorrect."/>
+            <wp:wrapTopAndBottom/>
+            <wp:docPr id="324840397" name="Picture 5"/>
             <wp:cNvGraphicFramePr>
               <a:graphicFrameLocks xmlns:a="http://schemas.openxmlformats.org/drawingml/2006/main" noChangeAspect="1"/>
             </wp:cNvGraphicFramePr>
@@ -1363,14 +1267,14 @@
               <a:graphicData uri="http://schemas.openxmlformats.org/drawingml/2006/picture">
                 <pic:pic xmlns:pic="http://schemas.openxmlformats.org/drawingml/2006/picture">
                   <pic:nvPicPr>
-                    <pic:cNvPr id="636058949" name="Picture 8" descr="A screenshot of a computer screen&#10;&#10;AI-generated content may be incorrect."/>
+                    <pic:cNvPr id="324840397" name="Picture 324840397"/>
                     <pic:cNvPicPr/>
                   </pic:nvPicPr>
                   <pic:blipFill>
                     <a:blip r:embed="rId12">
                       <a:extLst>
                         <a:ext uri="{28A0092B-C50C-407E-A947-70E740481C1C}">
-                          <a14:useLocalDpi xmlns:a14="http://schemas.microsoft.com/office/drawing/2010/main"/>
+                          <a14:useLocalDpi xmlns:a14="http://schemas.microsoft.com/office/drawing/2010/main" val="0"/>
                         </a:ext>
                       </a:extLst>
                     </a:blip>
@@ -1381,7 +1285,7 @@
                   <pic:spPr>
                     <a:xfrm>
                       <a:off x="0" y="0"/>
-                      <a:ext cx="2628900" cy="2555875"/>
+                      <a:ext cx="3060700" cy="1155700"/>
                     </a:xfrm>
                     <a:prstGeom prst="rect">
                       <a:avLst/>
@@ -1404,21 +1308,12 @@
           <w:sz w:val="40"/>
           <w:szCs w:val="40"/>
         </w:rPr>
-        <w:t xml:space="preserve">Add code (right) at the end of </w:t>
-      </w:r>
-      <w:r>
-        <w:rPr>
-          <w:sz w:val="40"/>
-          <w:szCs w:val="40"/>
-        </w:rPr>
-        <w:br/>
-        <w:t xml:space="preserve">the loop to detect the </w:t>
+        <w:t xml:space="preserve">To turn the kart using </w:t>
       </w:r>
       <w:r>
         <w:rPr>
           <w:b/>
           <w:bCs/>
-          <w:color w:val="0070C0"/>
           <w:sz w:val="40"/>
           <w:szCs w:val="40"/>
         </w:rPr>
@@ -1426,24 +1321,15 @@
       </w:r>
       <w:r>
         <w:rPr>
-          <w:color w:val="0070C0"/>
-          <w:sz w:val="40"/>
-          <w:szCs w:val="40"/>
-        </w:rPr>
-        <w:t xml:space="preserve"> </w:t>
-      </w:r>
-      <w:r>
-        <w:rPr>
-          <w:sz w:val="40"/>
-          <w:szCs w:val="40"/>
-        </w:rPr>
-        <w:t xml:space="preserve">and </w:t>
+          <w:sz w:val="40"/>
+          <w:szCs w:val="40"/>
+        </w:rPr>
+        <w:t xml:space="preserve"> and </w:t>
       </w:r>
       <w:r>
         <w:rPr>
           <w:b/>
           <w:bCs/>
-          <w:color w:val="0070C0"/>
           <w:sz w:val="40"/>
           <w:szCs w:val="40"/>
         </w:rPr>
@@ -1451,39 +1337,10 @@
       </w:r>
       <w:r>
         <w:rPr>
-          <w:color w:val="0070C0"/>
-          <w:sz w:val="40"/>
-          <w:szCs w:val="40"/>
-        </w:rPr>
-        <w:t xml:space="preserve"> </w:t>
-      </w:r>
-      <w:r>
-        <w:rPr>
-          <w:sz w:val="40"/>
-          <w:szCs w:val="40"/>
-        </w:rPr>
-        <w:t>arrows</w:t>
-      </w:r>
-      <w:r>
-        <w:rPr>
-          <w:sz w:val="40"/>
-          <w:szCs w:val="40"/>
-        </w:rPr>
-        <w:t>.</w:t>
-      </w:r>
-      <w:r>
-        <w:rPr>
-          <w:sz w:val="40"/>
-          <w:szCs w:val="40"/>
-        </w:rPr>
-        <w:t xml:space="preserve"> </w:t>
-      </w:r>
-      <w:r>
-        <w:rPr>
-          <w:sz w:val="40"/>
-          <w:szCs w:val="40"/>
-        </w:rPr>
-        <w:t xml:space="preserve">The left arrow </w:t>
+          <w:sz w:val="40"/>
+          <w:szCs w:val="40"/>
+        </w:rPr>
+        <w:t xml:space="preserve"> arrows, you can drive the motors in opposite </w:t>
       </w:r>
       <w:r>
         <w:rPr>
@@ -1493,385 +1350,23 @@
           <w:sz w:val="40"/>
           <w:szCs w:val="40"/>
         </w:rPr>
-        <w:t>turns on</w:t>
-      </w:r>
-      <w:r>
-        <w:rPr>
-          <w:sz w:val="40"/>
-          <w:szCs w:val="40"/>
-        </w:rPr>
-        <w:t xml:space="preserve"> the right-hand motor (B). The right arrow </w:t>
-      </w:r>
-      <w:r>
-        <w:rPr>
-          <w:b/>
-          <w:bCs/>
-          <w:color w:val="00B050"/>
-          <w:sz w:val="40"/>
-          <w:szCs w:val="40"/>
-        </w:rPr>
-        <w:t>turns on</w:t>
-      </w:r>
-      <w:r>
-        <w:rPr>
-          <w:color w:val="00B050"/>
-          <w:sz w:val="40"/>
-          <w:szCs w:val="40"/>
-        </w:rPr>
-        <w:t xml:space="preserve"> </w:t>
-      </w:r>
-      <w:r>
-        <w:rPr>
-          <w:sz w:val="40"/>
-          <w:szCs w:val="40"/>
-        </w:rPr>
-        <w:t>the left-hand motor (A).</w:t>
+        <w:t>directions</w:t>
+      </w:r>
+      <w:r>
+        <w:rPr>
+          <w:sz w:val="40"/>
+          <w:szCs w:val="40"/>
+        </w:rPr>
+        <w:t xml:space="preserve"> like this:</w:t>
       </w:r>
     </w:p>
     <w:p>
       <w:pPr>
-        <w:spacing w:before="120" w:after="120" w:line="276" w:lineRule="auto"/>
-        <w:ind w:left="1701" w:hanging="1701"/>
-        <w:rPr>
-          <w:i/>
-          <w:iCs/>
-          <w:sz w:val="40"/>
-          <w:szCs w:val="40"/>
-        </w:rPr>
-      </w:pPr>
-      <w:r>
-        <w:rPr>
-          <w:i/>
-          <w:iCs/>
-          <w:noProof/>
-          <w:sz w:val="40"/>
-          <w:szCs w:val="40"/>
-        </w:rPr>
-        <mc:AlternateContent>
-          <mc:Choice Requires="wps">
-            <w:drawing>
-              <wp:anchor distT="0" distB="0" distL="114300" distR="114300" simplePos="0" relativeHeight="251793408" behindDoc="0" locked="0" layoutInCell="1" allowOverlap="1" wp14:anchorId="24BFF836" wp14:editId="7DDE33B4">
-                <wp:simplePos x="0" y="0"/>
-                <wp:positionH relativeFrom="column">
-                  <wp:posOffset>3509010</wp:posOffset>
-                </wp:positionH>
-                <wp:positionV relativeFrom="paragraph">
-                  <wp:posOffset>437515</wp:posOffset>
-                </wp:positionV>
-                <wp:extent cx="1092200" cy="1085850"/>
-                <wp:effectExtent l="0" t="0" r="0" b="0"/>
-                <wp:wrapNone/>
-                <wp:docPr id="369800740" name="Circular Arrow 6"/>
-                <wp:cNvGraphicFramePr/>
-                <a:graphic xmlns:a="http://schemas.openxmlformats.org/drawingml/2006/main">
-                  <a:graphicData uri="http://schemas.microsoft.com/office/word/2010/wordprocessingShape">
-                    <wps:wsp>
-                      <wps:cNvSpPr/>
-                      <wps:spPr>
-                        <a:xfrm rot="16200000">
-                          <a:off x="0" y="0"/>
-                          <a:ext cx="1092200" cy="1085850"/>
-                        </a:xfrm>
-                        <a:prstGeom prst="circularArrow">
-                          <a:avLst>
-                            <a:gd name="adj1" fmla="val 12500"/>
-                            <a:gd name="adj2" fmla="val 1142319"/>
-                            <a:gd name="adj3" fmla="val 20457681"/>
-                            <a:gd name="adj4" fmla="val 10871366"/>
-                            <a:gd name="adj5" fmla="val 12500"/>
-                          </a:avLst>
-                        </a:prstGeom>
-                        <a:ln>
-                          <a:noFill/>
-                        </a:ln>
-                      </wps:spPr>
-                      <wps:style>
-                        <a:lnRef idx="2">
-                          <a:schemeClr val="accent1">
-                            <a:shade val="15000"/>
-                          </a:schemeClr>
-                        </a:lnRef>
-                        <a:fillRef idx="1">
-                          <a:schemeClr val="accent1"/>
-                        </a:fillRef>
-                        <a:effectRef idx="0">
-                          <a:schemeClr val="accent1"/>
-                        </a:effectRef>
-                        <a:fontRef idx="minor">
-                          <a:schemeClr val="lt1"/>
-                        </a:fontRef>
-                      </wps:style>
-                      <wps:bodyPr rot="0" spcFirstLastPara="0" vertOverflow="overflow" horzOverflow="overflow" vert="horz" wrap="square" lIns="91440" tIns="45720" rIns="91440" bIns="45720" numCol="1" spcCol="0" rtlCol="0" fromWordArt="0" anchor="ctr" anchorCtr="0" forceAA="0" compatLnSpc="1">
-                        <a:prstTxWarp prst="textNoShape">
-                          <a:avLst/>
-                        </a:prstTxWarp>
-                        <a:noAutofit/>
-                      </wps:bodyPr>
-                    </wps:wsp>
-                  </a:graphicData>
-                </a:graphic>
-                <wp14:sizeRelH relativeFrom="margin">
-                  <wp14:pctWidth>0</wp14:pctWidth>
-                </wp14:sizeRelH>
-                <wp14:sizeRelV relativeFrom="margin">
-                  <wp14:pctHeight>0</wp14:pctHeight>
-                </wp14:sizeRelV>
-              </wp:anchor>
-            </w:drawing>
-          </mc:Choice>
-          <mc:Fallback>
-            <w:pict>
-              <v:shape w14:anchorId="69A81131" id="Circular Arrow 6" o:spid="_x0000_s1026" style="position:absolute;margin-left:276.3pt;margin-top:34.45pt;width:86pt;height:85.5pt;rotation:-90;z-index:251793408;visibility:visible;mso-wrap-style:square;mso-width-percent:0;mso-height-percent:0;mso-wrap-distance-left:9pt;mso-wrap-distance-top:0;mso-wrap-distance-right:9pt;mso-wrap-distance-bottom:0;mso-position-horizontal:absolute;mso-position-horizontal-relative:text;mso-position-vertical:absolute;mso-position-vertical-relative:text;mso-width-percent:0;mso-height-percent:0;mso-width-relative:margin;mso-height-relative:margin;v-text-anchor:middle" coordsize="1092200,1085850" o:gfxdata="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" path="m67970,532998c72907,298360,249590,102465,483836,71910,717475,41434,938641,184561,1004987,409172r64443,l956469,542925,797967,409172r62906,c797480,262737,639788,179723,481820,209627,323017,239689,207060,375674,203672,535816l67970,532998xe" fillcolor="#5b9bd5 [3204]" stroked="f" strokeweight="1pt">
-                <v:stroke joinstyle="miter"/>
-                <v:path arrowok="t" o:connecttype="custom" o:connectlocs="67970,532998;483836,71910;1004987,409172;1069430,409172;956469,542925;797967,409172;860873,409172;481820,209627;203672,535816;67970,532998" o:connectangles="0,0,0,0,0,0,0,0,0,0"/>
-              </v:shape>
-            </w:pict>
-          </mc:Fallback>
-        </mc:AlternateContent>
-      </w:r>
-      <w:r>
-        <w:rPr>
-          <w:i/>
-          <w:iCs/>
-          <w:sz w:val="40"/>
-          <w:szCs w:val="40"/>
-        </w:rPr>
-        <w:t xml:space="preserve">Add </w:t>
-      </w:r>
-      <w:r>
-        <w:rPr>
-          <w:i/>
-          <w:iCs/>
-          <w:sz w:val="40"/>
-          <w:szCs w:val="40"/>
-        </w:rPr>
-        <w:t>reverse</w:t>
-      </w:r>
-      <w:r>
-        <w:rPr>
-          <w:i/>
-          <w:iCs/>
-          <w:sz w:val="40"/>
-          <w:szCs w:val="40"/>
-        </w:rPr>
-        <w:t xml:space="preserve">. </w:t>
-      </w:r>
-    </w:p>
-    <w:p>
-      <w:pPr>
         <w:pStyle w:val="ListParagraph"/>
-        <w:numPr>
-          <w:ilvl w:val="0"/>
-          <w:numId w:val="6"/>
-        </w:numPr>
-        <w:spacing w:line="276" w:lineRule="auto"/>
-        <w:ind w:left="426" w:hanging="426"/>
-        <w:rPr>
-          <w:color w:val="000000" w:themeColor="text1"/>
-          <w:sz w:val="40"/>
-          <w:szCs w:val="40"/>
-        </w:rPr>
-      </w:pPr>
-      <w:r>
-        <w:rPr>
-          <w:noProof/>
-          <w:color w:val="000000" w:themeColor="text1"/>
-          <w:sz w:val="40"/>
-          <w:szCs w:val="40"/>
-        </w:rPr>
-        <w:drawing>
-          <wp:anchor distT="0" distB="0" distL="114300" distR="114300" simplePos="0" relativeHeight="251794432" behindDoc="1" locked="0" layoutInCell="1" allowOverlap="1" wp14:anchorId="05AF8B8A" wp14:editId="6DAFA173">
-            <wp:simplePos x="0" y="0"/>
-            <wp:positionH relativeFrom="column">
-              <wp:posOffset>3865245</wp:posOffset>
-            </wp:positionH>
-            <wp:positionV relativeFrom="paragraph">
-              <wp:posOffset>238760</wp:posOffset>
-            </wp:positionV>
-            <wp:extent cx="2628900" cy="1331595"/>
-            <wp:effectExtent l="0" t="0" r="0" b="1905"/>
-            <wp:wrapTight wrapText="bothSides">
-              <wp:wrapPolygon edited="0">
-                <wp:start x="0" y="0"/>
-                <wp:lineTo x="0" y="21425"/>
-                <wp:lineTo x="21496" y="21425"/>
-                <wp:lineTo x="21496" y="0"/>
-                <wp:lineTo x="0" y="0"/>
-              </wp:wrapPolygon>
-            </wp:wrapTight>
-            <wp:docPr id="1294142914" name="Picture 9" descr="A screenshot of a computer&#10;&#10;AI-generated content may be incorrect."/>
-            <wp:cNvGraphicFramePr>
-              <a:graphicFrameLocks xmlns:a="http://schemas.openxmlformats.org/drawingml/2006/main" noChangeAspect="1"/>
-            </wp:cNvGraphicFramePr>
-            <a:graphic xmlns:a="http://schemas.openxmlformats.org/drawingml/2006/main">
-              <a:graphicData uri="http://schemas.openxmlformats.org/drawingml/2006/picture">
-                <pic:pic xmlns:pic="http://schemas.openxmlformats.org/drawingml/2006/picture">
-                  <pic:nvPicPr>
-                    <pic:cNvPr id="1294142914" name="Picture 9" descr="A screenshot of a computer&#10;&#10;AI-generated content may be incorrect."/>
-                    <pic:cNvPicPr/>
-                  </pic:nvPicPr>
-                  <pic:blipFill>
-                    <a:blip r:embed="rId13">
-                      <a:extLst>
-                        <a:ext uri="{28A0092B-C50C-407E-A947-70E740481C1C}">
-                          <a14:useLocalDpi xmlns:a14="http://schemas.microsoft.com/office/drawing/2010/main"/>
-                        </a:ext>
-                      </a:extLst>
-                    </a:blip>
-                    <a:stretch>
-                      <a:fillRect/>
-                    </a:stretch>
-                  </pic:blipFill>
-                  <pic:spPr>
-                    <a:xfrm>
-                      <a:off x="0" y="0"/>
-                      <a:ext cx="2628900" cy="1331595"/>
-                    </a:xfrm>
-                    <a:prstGeom prst="rect">
-                      <a:avLst/>
-                    </a:prstGeom>
-                  </pic:spPr>
-                </pic:pic>
-              </a:graphicData>
-            </a:graphic>
-            <wp14:sizeRelH relativeFrom="page">
-              <wp14:pctWidth>0</wp14:pctWidth>
-            </wp14:sizeRelH>
-            <wp14:sizeRelV relativeFrom="page">
-              <wp14:pctHeight>0</wp14:pctHeight>
-            </wp14:sizeRelV>
-          </wp:anchor>
-        </w:drawing>
-      </w:r>
-      <w:r>
-        <w:rPr>
-          <w:sz w:val="40"/>
-          <w:szCs w:val="40"/>
-        </w:rPr>
-        <w:t xml:space="preserve">Add code at the end of the loop </w:t>
-      </w:r>
-      <w:r>
-        <w:rPr>
-          <w:sz w:val="40"/>
-          <w:szCs w:val="40"/>
-        </w:rPr>
-        <w:t xml:space="preserve">that detects the </w:t>
-      </w:r>
-      <w:r>
-        <w:rPr>
-          <w:b/>
-          <w:bCs/>
-          <w:color w:val="0070C0"/>
-          <w:sz w:val="40"/>
-          <w:szCs w:val="40"/>
-        </w:rPr>
-        <w:t>down arrow</w:t>
-      </w:r>
-      <w:r>
-        <w:rPr>
-          <w:color w:val="0070C0"/>
-          <w:sz w:val="40"/>
-          <w:szCs w:val="40"/>
-        </w:rPr>
-        <w:t xml:space="preserve"> </w:t>
-      </w:r>
-      <w:r>
-        <w:rPr>
-          <w:sz w:val="40"/>
-          <w:szCs w:val="40"/>
-        </w:rPr>
-        <w:br/>
-        <w:t xml:space="preserve">and </w:t>
-      </w:r>
-      <w:r>
-        <w:rPr>
-          <w:b/>
-          <w:bCs/>
-          <w:color w:val="00B050"/>
-          <w:sz w:val="40"/>
-          <w:szCs w:val="40"/>
-        </w:rPr>
-        <w:t>sets the motor direction</w:t>
-      </w:r>
-      <w:r>
-        <w:rPr>
-          <w:color w:val="00B050"/>
-          <w:sz w:val="40"/>
-          <w:szCs w:val="40"/>
-        </w:rPr>
-        <w:t xml:space="preserve"> </w:t>
-      </w:r>
-      <w:r>
-        <w:rPr>
-          <w:sz w:val="40"/>
-          <w:szCs w:val="40"/>
-        </w:rPr>
-        <w:t>in reverse, or “</w:t>
-      </w:r>
-      <w:r>
-        <w:rPr>
-          <w:i/>
-          <w:iCs/>
-          <w:sz w:val="40"/>
-          <w:szCs w:val="40"/>
-        </w:rPr>
-        <w:t>that way</w:t>
-      </w:r>
-      <w:r>
-        <w:rPr>
-          <w:sz w:val="40"/>
-          <w:szCs w:val="40"/>
-        </w:rPr>
-        <w:t>”.</w:t>
-      </w:r>
-    </w:p>
-    <w:p>
-      <w:pPr>
-        <w:spacing w:before="240" w:after="120" w:line="276" w:lineRule="auto"/>
-        <w:rPr>
-          <w:i/>
-          <w:iCs/>
-          <w:color w:val="000000" w:themeColor="text1"/>
-          <w:sz w:val="40"/>
-          <w:szCs w:val="40"/>
-        </w:rPr>
-      </w:pPr>
-      <w:r>
-        <w:rPr>
-          <w:i/>
-          <w:iCs/>
-          <w:color w:val="000000" w:themeColor="text1"/>
-          <w:sz w:val="40"/>
-          <w:szCs w:val="40"/>
-        </w:rPr>
-        <w:t>If the wheels skid then wrap elastic</w:t>
-      </w:r>
-      <w:r>
-        <w:rPr>
-          <w:i/>
-          <w:iCs/>
-          <w:color w:val="000000" w:themeColor="text1"/>
-          <w:sz w:val="40"/>
-          <w:szCs w:val="40"/>
-        </w:rPr>
-        <w:t xml:space="preserve"> </w:t>
-      </w:r>
-      <w:r>
-        <w:rPr>
-          <w:i/>
-          <w:iCs/>
-          <w:color w:val="000000" w:themeColor="text1"/>
-          <w:sz w:val="40"/>
-          <w:szCs w:val="40"/>
-        </w:rPr>
-        <w:t>bands around them for better grip.</w:t>
-      </w:r>
-    </w:p>
-    <w:p>
-      <w:pPr>
-        <w:pStyle w:val="ListParagraph"/>
-        <w:spacing w:line="276" w:lineRule="auto"/>
-        <w:ind w:left="426"/>
+        <w:snapToGrid w:val="0"/>
+        <w:spacing w:before="240" w:line="276" w:lineRule="auto"/>
+        <w:ind w:left="425"/>
+        <w:contextualSpacing w:val="0"/>
         <w:rPr>
           <w:sz w:val="40"/>
           <w:szCs w:val="40"/>
@@ -1929,7 +1424,7 @@
 </file>
 
 <file path=word/numbering.xml><?xml version="1.0" encoding="utf-8"?>
-<w:numbering xmlns:wpc="http://schemas.microsoft.com/office/word/2010/wordprocessingCanvas" xmlns:cx="http://schemas.microsoft.com/office/drawing/2014/chartex" xmlns:cx1="http://schemas.microsoft.com/office/drawing/2015/9/8/chartex" xmlns:cx2="http://schemas.microsoft.com/office/drawing/2015/10/21/chartex" xmlns:cx3="http://schemas.microsoft.com/office/drawing/2016/5/9/chartex" xmlns:cx4="http://schemas.microsoft.com/office/drawing/2016/5/10/chartex" xmlns:cx5="http://schemas.microsoft.com/office/drawing/2016/5/11/chartex" xmlns:cx6="http://schemas.microsoft.com/office/drawing/2016/5/12/chartex" xmlns:cx7="http://schemas.microsoft.com/office/drawing/2016/5/13/chartex" xmlns:cx8="http://schemas.microsoft.com/office/drawing/2016/5/14/chartex" xmlns:mc="http://schemas.openxmlformats.org/markup-compatibility/2006" xmlns:aink="http://schemas.microsoft.com/office/drawing/2016/ink" xmlns:am3d="http://schemas.microsoft.com/office/drawing/2017/model3d" xmlns:o="urn:schemas-microsoft-com:office:office" xmlns:oel="http://schemas.microsoft.com/office/2019/extlst" xmlns:r="http://schemas.openxmlformats.org/officeDocument/2006/relationships" xmlns:m="http://schemas.openxmlformats.org/officeDocument/2006/math" xmlns:v="urn:schemas-microsoft-com:vml" xmlns:wp14="http://schemas.microsoft.com/office/word/2010/wordprocessingDrawing" xmlns:wp="http://schemas.openxmlformats.org/drawingml/2006/wordprocessingDrawing" xmlns:w10="urn:schemas-microsoft-com:office:word" xmlns:w="http://schemas.openxmlformats.org/wordprocessingml/2006/main" xmlns:w14="http://schemas.microsoft.com/office/word/2010/wordml" xmlns:w15="http://schemas.microsoft.com/office/word/2012/wordml" xmlns:w16cex="http://schemas.microsoft.com/office/word/2018/wordml/cex" xmlns:w16cid="http://schemas.microsoft.com/office/word/2016/wordml/cid" xmlns:w16="http://schemas.microsoft.com/office/word/2018/wordml" xmlns:w16du="http://schemas.microsoft.com/office/word/2023/wordml/word16du" xmlns:w16sdtdh="http://schemas.microsoft.com/office/word/2020/wordml/sdtdatahash" xmlns:w16sdtfl="http://schemas.microsoft.com/office/word/2024/wordml/sdtformatlock" xmlns:w16se="http://schemas.microsoft.com/office/word/2015/wordml/symex" xmlns:wpg="http://schemas.microsoft.com/office/word/2010/wordprocessingGroup" xmlns:wpi="http://schemas.microsoft.com/office/word/2010/wordprocessingInk" xmlns:wne="http://schemas.microsoft.com/office/word/2006/wordml" xmlns:wps="http://schemas.microsoft.com/office/word/2010/wordprocessingShape" mc:Ignorable="w14 w15 w16se w16cid w16 w16cex w16sdtdh w16sdtfl w16du wp14">
+<w:numbering xmlns:wpc="http://schemas.microsoft.com/office/word/2010/wordprocessingCanvas" xmlns:cx="http://schemas.microsoft.com/office/drawing/2014/chartex" xmlns:cx1="http://schemas.microsoft.com/office/drawing/2015/9/8/chartex" xmlns:cx2="http://schemas.microsoft.com/office/drawing/2015/10/21/chartex" xmlns:cx3="http://schemas.microsoft.com/office/drawing/2016/5/9/chartex" xmlns:cx4="http://schemas.microsoft.com/office/drawing/2016/5/10/chartex" xmlns:cx5="http://schemas.microsoft.com/office/drawing/2016/5/11/chartex" xmlns:cx6="http://schemas.microsoft.com/office/drawing/2016/5/12/chartex" xmlns:cx7="http://schemas.microsoft.com/office/drawing/2016/5/13/chartex" xmlns:cx8="http://schemas.microsoft.com/office/drawing/2016/5/14/chartex" xmlns:mc="http://schemas.openxmlformats.org/markup-compatibility/2006" xmlns:m="http://schemas.openxmlformats.org/officeDocument/2006/math" xmlns:aink="http://schemas.microsoft.com/office/drawing/2016/ink" xmlns:am3d="http://schemas.microsoft.com/office/drawing/2017/model3d" xmlns:oel="http://schemas.microsoft.com/office/2019/extlst" xmlns:r="http://schemas.openxmlformats.org/officeDocument/2006/relationships" xmlns:wp14="http://schemas.microsoft.com/office/word/2010/wordprocessingDrawing" xmlns:wp="http://schemas.openxmlformats.org/drawingml/2006/wordprocessingDrawing" xmlns:wpg="http://schemas.microsoft.com/office/word/2010/wordprocessingGroup" xmlns:wpi="http://schemas.microsoft.com/office/word/2010/wordprocessingInk" xmlns:wps="http://schemas.microsoft.com/office/word/2010/wordprocessingShape" xmlns:o="urn:schemas-microsoft-com:office:office" xmlns:v="urn:schemas-microsoft-com:vml" xmlns:w10="urn:schemas-microsoft-com:office:word" xmlns:w="http://schemas.openxmlformats.org/wordprocessingml/2006/main" xmlns:w14="http://schemas.microsoft.com/office/word/2010/wordml" xmlns:w15="http://schemas.microsoft.com/office/word/2012/wordml" xmlns:w16cex="http://schemas.microsoft.com/office/word/2018/wordml/cex" xmlns:w16cid="http://schemas.microsoft.com/office/word/2016/wordml/cid" xmlns:w16="http://schemas.microsoft.com/office/word/2018/wordml" xmlns:w16sdtdh="http://schemas.microsoft.com/office/word/2020/wordml/sdtdatahash" xmlns:w16sdtfl="http://schemas.microsoft.com/office/word/2024/wordml/sdtformatlock" xmlns:w16se="http://schemas.microsoft.com/office/word/2015/wordml/symex" xmlns:w16du="http://schemas.microsoft.com/office/word/2023/wordml/word16du" xmlns:wne="http://schemas.microsoft.com/office/word/2006/wordml" mc:Ignorable="w14 w15 w16se w16cid w16 w16cex w16sdtdh w16sdtfl w16du wp14">
   <w:abstractNum w:abstractNumId="0" w15:restartNumberingAfterBreak="0">
     <w:nsid w:val="0AB0423E"/>
     <w:multiLevelType w:val="hybridMultilevel"/>
@@ -3809,7 +3304,7 @@
 </file>
 
 <file path=word/styles.xml><?xml version="1.0" encoding="utf-8"?>
-<w:styles xmlns:mc="http://schemas.openxmlformats.org/markup-compatibility/2006" xmlns:r="http://schemas.openxmlformats.org/officeDocument/2006/relationships" xmlns:w="http://schemas.openxmlformats.org/wordprocessingml/2006/main" xmlns:w14="http://schemas.microsoft.com/office/word/2010/wordml" xmlns:w15="http://schemas.microsoft.com/office/word/2012/wordml" xmlns:w16cex="http://schemas.microsoft.com/office/word/2018/wordml/cex" xmlns:w16cid="http://schemas.microsoft.com/office/word/2016/wordml/cid" xmlns:w16="http://schemas.microsoft.com/office/word/2018/wordml" xmlns:w16du="http://schemas.microsoft.com/office/word/2023/wordml/word16du" xmlns:w16sdtdh="http://schemas.microsoft.com/office/word/2020/wordml/sdtdatahash" xmlns:w16sdtfl="http://schemas.microsoft.com/office/word/2024/wordml/sdtformatlock" xmlns:w16se="http://schemas.microsoft.com/office/word/2015/wordml/symex" mc:Ignorable="w14 w15 w16se w16cid w16 w16cex w16sdtdh w16sdtfl w16du">
+<w:styles xmlns:mc="http://schemas.openxmlformats.org/markup-compatibility/2006" xmlns:r="http://schemas.openxmlformats.org/officeDocument/2006/relationships" xmlns:w="http://schemas.openxmlformats.org/wordprocessingml/2006/main" xmlns:w14="http://schemas.microsoft.com/office/word/2010/wordml" xmlns:w15="http://schemas.microsoft.com/office/word/2012/wordml" xmlns:w16cex="http://schemas.microsoft.com/office/word/2018/wordml/cex" xmlns:w16cid="http://schemas.microsoft.com/office/word/2016/wordml/cid" xmlns:w16="http://schemas.microsoft.com/office/word/2018/wordml" xmlns:w16sdtdh="http://schemas.microsoft.com/office/word/2020/wordml/sdtdatahash" xmlns:w16sdtfl="http://schemas.microsoft.com/office/word/2024/wordml/sdtformatlock" xmlns:w16se="http://schemas.microsoft.com/office/word/2015/wordml/symex" xmlns:w16du="http://schemas.microsoft.com/office/word/2023/wordml/word16du" mc:Ignorable="w14 w15 w16se w16cid w16 w16cex w16sdtdh w16sdtfl w16du">
   <w:docDefaults>
     <w:rPrDefault>
       <w:rPr>

--- a/Boost/boost-kart.docx
+++ b/Boost/boost-kart.docx
@@ -769,7 +769,21 @@
           <w:sz w:val="40"/>
           <w:szCs w:val="40"/>
         </w:rPr>
-        <w:t>Decorate your car with your own Lego designs so it doesn’t get mixed up with somebody else’s car.</w:t>
+        <w:t xml:space="preserve">Decorate your </w:t>
+      </w:r>
+      <w:r>
+        <w:rPr>
+          <w:sz w:val="40"/>
+          <w:szCs w:val="40"/>
+        </w:rPr>
+        <w:t>kart</w:t>
+      </w:r>
+      <w:r>
+        <w:rPr>
+          <w:sz w:val="40"/>
+          <w:szCs w:val="40"/>
+        </w:rPr>
+        <w:t xml:space="preserve"> with your own Lego designs so it doesn’t get mixed up with somebody else’s.</w:t>
       </w:r>
     </w:p>
     <w:p>
@@ -834,7 +848,25 @@
           <w:szCs w:val="40"/>
         </w:rPr>
         <w:lastRenderedPageBreak/>
-        <w:t xml:space="preserve">Now write code to control the car from Scratch. </w:t>
+        <w:t xml:space="preserve">Now write code to control the </w:t>
+      </w:r>
+      <w:r>
+        <w:rPr>
+          <w:i/>
+          <w:iCs/>
+          <w:sz w:val="40"/>
+          <w:szCs w:val="40"/>
+        </w:rPr>
+        <w:t>kart</w:t>
+      </w:r>
+      <w:r>
+        <w:rPr>
+          <w:i/>
+          <w:iCs/>
+          <w:sz w:val="40"/>
+          <w:szCs w:val="40"/>
+        </w:rPr>
+        <w:t xml:space="preserve"> from Scratch. </w:t>
       </w:r>
       <w:r>
         <w:rPr>
